--- a/FINANCIAL_ANALYSIS.docx
+++ b/FINANCIAL_ANALYSIS.docx
@@ -33,24 +33,45 @@
       <w:pPr>
         <w:pStyle w:val="ListBullet"/>
       </w:pPr>
+      <w:r/>
       <w:r>
-        <w:t>**Residential Cleaning:** Average one-time service in Edmonton ranges from $100-$300. This indicates a robust demand for recurring and one-off residential services.</w:t>
+        <w:rPr>
+          <w:b/>
+        </w:rPr>
+        <w:t>Residential Cleaning:</w:t>
+      </w:r>
+      <w:r>
+        <w:t xml:space="preserve"> Average one-time service in Edmonton ranges from $100-$300. This indicates a robust demand for recurring and one-off residential services.</w:t>
       </w:r>
     </w:p>
     <w:p>
       <w:pPr>
         <w:pStyle w:val="ListBullet"/>
       </w:pPr>
+      <w:r/>
       <w:r>
-        <w:t>**Commercial Cleaning:** Similar average ranges, but with significant variability based on contract size and frequency. Commercial contracts offer higher, more stable revenue streams.</w:t>
+        <w:rPr>
+          <w:b/>
+        </w:rPr>
+        <w:t>Commercial Cleaning:</w:t>
+      </w:r>
+      <w:r>
+        <w:t xml:space="preserve"> Similar average ranges, but with significant variability based on contract size and frequency. Commercial contracts offer higher, more stable revenue streams.</w:t>
       </w:r>
     </w:p>
     <w:p>
       <w:pPr>
         <w:pStyle w:val="ListBullet"/>
       </w:pPr>
+      <w:r/>
       <w:r>
-        <w:t>**Landscaping Services (Canada):** The broader Canadian landscaping market was ~$14.57 billion USD in 2023, projected to grow to $21.75 billion USD by 2030 (6% CAGR). Large landscaping projects in Edmonton can range from $15,000-$50,000. This highlights the potential for high-value, specialized exterior services.</w:t>
+        <w:rPr>
+          <w:b/>
+        </w:rPr>
+        <w:t>Landscaping Services (Canada):</w:t>
+      </w:r>
+      <w:r>
+        <w:t xml:space="preserve"> The broader Canadian landscaping market was ~$14.57 billion USD in 2023, projected to grow to $21.75 billion USD by 2030 (6% CAGR). Large landscaping projects in Edmonton can range from $15,000-$50,000. This highlights the potential for high-value, specialized exterior services.</w:t>
       </w:r>
     </w:p>
     <w:p>
@@ -95,16 +116,30 @@
       <w:pPr>
         <w:pStyle w:val="ListBullet"/>
       </w:pPr>
+      <w:r/>
       <w:r>
-        <w:t>**Target Annual Revenue:** $500,000</w:t>
+        <w:rPr>
+          <w:b/>
+        </w:rPr>
+        <w:t>Target Annual Revenue:</w:t>
+      </w:r>
+      <w:r>
+        <w:t xml:space="preserve"> $500,000</w:t>
       </w:r>
     </w:p>
     <w:p>
       <w:pPr>
         <w:pStyle w:val="ListBullet"/>
       </w:pPr>
+      <w:r/>
       <w:r>
-        <w:t>**Average Service Value (ASV):** This is a blended average across all services.</w:t>
+        <w:rPr>
+          <w:b/>
+        </w:rPr>
+        <w:t>Average Service Value (ASV):</w:t>
+      </w:r>
+      <w:r>
+        <w:t xml:space="preserve"> This is a blended average across all services.</w:t>
       </w:r>
     </w:p>
     <w:p>
@@ -135,9 +170,14 @@
       <w:pPr>
         <w:pStyle w:val="ListBullet"/>
       </w:pPr>
+      <w:r/>
       <w:r>
-        <w:t>**Gross Margin:**</w:t>
+        <w:rPr>
+          <w:b/>
+        </w:rPr>
+        <w:t>Gross Margin:</w:t>
       </w:r>
+      <w:r/>
     </w:p>
     <w:p>
       <w:pPr>
@@ -159,17 +199,29 @@
       <w:pPr>
         <w:pStyle w:val="ListBullet"/>
       </w:pPr>
+      <w:r/>
       <w:r>
-        <w:t>**Blended Gross Margin (Base): 55%** (COGS = 45%)</w:t>
+        <w:rPr>
+          <w:b/>
+        </w:rPr>
+        <w:t>Blended Gross Margin (Base): 55%</w:t>
+      </w:r>
+      <w:r>
+        <w:t xml:space="preserve"> (COGS = 45%)</w:t>
       </w:r>
     </w:p>
     <w:p>
       <w:pPr>
         <w:pStyle w:val="ListBullet"/>
       </w:pPr>
+      <w:r/>
       <w:r>
-        <w:t>**Operating Expenses (OpEx):**</w:t>
+        <w:rPr>
+          <w:b/>
+        </w:rPr>
+        <w:t>Operating Expenses (OpEx):</w:t>
       </w:r>
+      <w:r/>
     </w:p>
     <w:p>
       <w:pPr>
@@ -191,9 +243,14 @@
       <w:pPr>
         <w:pStyle w:val="ListBullet"/>
       </w:pPr>
+      <w:r/>
       <w:r>
-        <w:t>**Total OpEx (Base): 20% of revenue**</w:t>
+        <w:rPr>
+          <w:b/>
+        </w:rPr>
+        <w:t>Total OpEx (Base): 20% of revenue</w:t>
       </w:r>
+      <w:r/>
     </w:p>
     <w:p>
       <w:r/>
@@ -1184,48 +1241,90 @@
       <w:pPr>
         <w:pStyle w:val="ListBullet"/>
       </w:pPr>
+      <w:r/>
       <w:r>
-        <w:t>**Diversify Service Offerings:** Expand into higher-value services like specialized roof/siding treatments, comprehensive power washing packages, or light landscaping (e.g., seasonal cleanups, small garden maintenance).</w:t>
+        <w:rPr>
+          <w:b/>
+        </w:rPr>
+        <w:t>Diversify Service Offerings:</w:t>
+      </w:r>
+      <w:r>
+        <w:t xml:space="preserve"> Expand into higher-value services like specialized roof/siding treatments, comprehensive power washing packages, or light landscaping (e.g., seasonal cleanups, small garden maintenance).</w:t>
       </w:r>
     </w:p>
     <w:p>
       <w:pPr>
         <w:pStyle w:val="ListBullet"/>
       </w:pPr>
+      <w:r/>
       <w:r>
-        <w:t>**Tiered Residential Cleaning:** Offer basic, standard, and deep cleaning packages with clear pricing. Introduce subscription models for recurring clients with loyalty discounts.</w:t>
+        <w:rPr>
+          <w:b/>
+        </w:rPr>
+        <w:t>Tiered Residential Cleaning:</w:t>
+      </w:r>
+      <w:r>
+        <w:t xml:space="preserve"> Offer basic, standard, and deep cleaning packages with clear pricing. Introduce subscription models for recurring clients with loyalty discounts.</w:t>
       </w:r>
     </w:p>
     <w:p>
       <w:pPr>
         <w:pStyle w:val="ListBullet"/>
       </w:pPr>
+      <w:r/>
       <w:r>
-        <w:t>**Commercial Contracts:** Actively pursue small to medium commercial clients (offices, retail spaces). Develop tailored proposals and long-term contracts for stable revenue.</w:t>
+        <w:rPr>
+          <w:b/>
+        </w:rPr>
+        <w:t>Commercial Contracts:</w:t>
+      </w:r>
+      <w:r>
+        <w:t xml:space="preserve"> Actively pursue small to medium commercial clients (offices, retail spaces). Develop tailored proposals and long-term contracts for stable revenue.</w:t>
       </w:r>
     </w:p>
     <w:p>
       <w:pPr>
         <w:pStyle w:val="ListBullet"/>
       </w:pPr>
+      <w:r/>
       <w:r>
-        <w:t>**Bundle Services:** Create attractive packages (e.g., "Exterior Home Refresh" combining window, gutter, and power washing) at a slight discount to increase ASV.</w:t>
+        <w:rPr>
+          <w:b/>
+        </w:rPr>
+        <w:t>Bundle Services:</w:t>
+      </w:r>
+      <w:r>
+        <w:t xml:space="preserve"> Create attractive packages (e.g., "Exterior Home Refresh" combining window, gutter, and power washing) at a slight discount to increase ASV.</w:t>
       </w:r>
     </w:p>
     <w:p>
       <w:pPr>
         <w:pStyle w:val="ListBullet"/>
       </w:pPr>
+      <w:r/>
       <w:r>
-        <w:t>**Value-Based Pricing:** For specialized or premium services (e.g., eco-friendly cleaning), price based on the perceived value to the customer, not just cost-plus.</w:t>
+        <w:rPr>
+          <w:b/>
+        </w:rPr>
+        <w:t>Value-Based Pricing:</w:t>
+      </w:r>
+      <w:r>
+        <w:t xml:space="preserve"> For specialized or premium services (e.g., eco-friendly cleaning), price based on the perceived value to the customer, not just cost-plus.</w:t>
       </w:r>
     </w:p>
     <w:p>
       <w:pPr>
         <w:pStyle w:val="ListBullet"/>
       </w:pPr>
+      <w:r/>
       <w:r>
-        <w:t>**Dynamic Pricing:** Consider seasonal adjustments or premium pricing for urgent/weekend services.</w:t>
+        <w:rPr>
+          <w:b/>
+        </w:rPr>
+        <w:t>Dynamic Pricing:</w:t>
+      </w:r>
+      <w:r>
+        <w:t xml:space="preserve"> Consider seasonal adjustments or premium pricing for urgent/weekend services.</w:t>
       </w:r>
     </w:p>
     <w:p>
@@ -1243,32 +1342,60 @@
       <w:pPr>
         <w:pStyle w:val="ListBullet"/>
       </w:pPr>
+      <w:r/>
       <w:r>
-        <w:t>**Labor Efficiency:** Implement efficient scheduling software, optimize routes, and provide ongoing training to improve service speed without compromising quality. Consider performance-based bonuses for teams.</w:t>
+        <w:rPr>
+          <w:b/>
+        </w:rPr>
+        <w:t>Labor Efficiency:</w:t>
+      </w:r>
+      <w:r>
+        <w:t xml:space="preserve"> Implement efficient scheduling software, optimize routes, and provide ongoing training to improve service speed without compromising quality. Consider performance-based bonuses for teams.</w:t>
       </w:r>
     </w:p>
     <w:p>
       <w:pPr>
         <w:pStyle w:val="ListBullet"/>
       </w:pPr>
+      <w:r/>
       <w:r>
-        <w:t>**Supply Chain Management:** Negotiate bulk discounts with suppliers for cleaning agents and equipment. Explore eco-friendly, concentrated products to reduce costs and appeal to a broader market.</w:t>
+        <w:rPr>
+          <w:b/>
+        </w:rPr>
+        <w:t>Supply Chain Management:</w:t>
+      </w:r>
+      <w:r>
+        <w:t xml:space="preserve"> Negotiate bulk discounts with suppliers for cleaning agents and equipment. Explore eco-friendly, concentrated products to reduce costs and appeal to a broader market.</w:t>
       </w:r>
     </w:p>
     <w:p>
       <w:pPr>
         <w:pStyle w:val="ListBullet"/>
       </w:pPr>
+      <w:r/>
       <w:r>
-        <w:t>**Equipment Investment:** Invest in durable, efficient equipment that reduces labor time and improves service quality, leading to higher customer satisfaction and capacity.</w:t>
+        <w:rPr>
+          <w:b/>
+        </w:rPr>
+        <w:t>Equipment Investment:</w:t>
+      </w:r>
+      <w:r>
+        <w:t xml:space="preserve"> Invest in durable, efficient equipment that reduces labor time and improves service quality, leading to higher customer satisfaction and capacity.</w:t>
       </w:r>
     </w:p>
     <w:p>
       <w:pPr>
         <w:pStyle w:val="ListBullet"/>
       </w:pPr>
+      <w:r/>
       <w:r>
-        <w:t>**Technology Adoption:** Utilize CRM software for customer management, scheduling tools for operational efficiency, and accounting software for better financial tracking.</w:t>
+        <w:rPr>
+          <w:b/>
+        </w:rPr>
+        <w:t>Technology Adoption:</w:t>
+      </w:r>
+      <w:r>
+        <w:t xml:space="preserve"> Utilize CRM software for customer management, scheduling tools for operational efficiency, and accounting software for better financial tracking.</w:t>
       </w:r>
     </w:p>
     <w:p>
@@ -1286,24 +1413,45 @@
       <w:pPr>
         <w:pStyle w:val="ListBullet"/>
       </w:pPr>
+      <w:r/>
       <w:r>
-        <w:t>**Monitor Unit Economics:** Regularly track Average Service Value (ASV), Cost of Goods Sold (COGS) per service, and Gross Profit per service.</w:t>
+        <w:rPr>
+          <w:b/>
+        </w:rPr>
+        <w:t>Monitor Unit Economics:</w:t>
+      </w:r>
+      <w:r>
+        <w:t xml:space="preserve"> Regularly track Average Service Value (ASV), Cost of Goods Sold (COGS) per service, and Gross Profit per service.</w:t>
       </w:r>
     </w:p>
     <w:p>
       <w:pPr>
         <w:pStyle w:val="ListBullet"/>
       </w:pPr>
+      <w:r/>
       <w:r>
-        <w:t>**Cash Flow Forecasting:** Implement robust cash flow forecasting to manage working capital, especially during seasonal fluctuations. Maintain a healthy cash reserve (minimum 3-6 months of operating expenses).</w:t>
+        <w:rPr>
+          <w:b/>
+        </w:rPr>
+        <w:t>Cash Flow Forecasting:</w:t>
+      </w:r>
+      <w:r>
+        <w:t xml:space="preserve"> Implement robust cash flow forecasting to manage working capital, especially during seasonal fluctuations. Maintain a healthy cash reserve (minimum 3-6 months of operating expenses).</w:t>
       </w:r>
     </w:p>
     <w:p>
       <w:pPr>
         <w:pStyle w:val="ListBullet"/>
       </w:pPr>
+      <w:r/>
       <w:r>
-        <w:t>**Invoice Management:** Ensure timely invoicing and follow-up on outstanding payments to optimize cash inflow.</w:t>
+        <w:rPr>
+          <w:b/>
+        </w:rPr>
+        <w:t>Invoice Management:</w:t>
+      </w:r>
+      <w:r>
+        <w:t xml:space="preserve"> Ensure timely invoicing and follow-up on outstanding payments to optimize cash inflow.</w:t>
       </w:r>
     </w:p>
     <w:p>
@@ -1331,24 +1479,45 @@
       <w:pPr>
         <w:pStyle w:val="ListBullet"/>
       </w:pPr>
+      <w:r/>
       <w:r>
-        <w:t>**Probability:** 4 (Likely) - Edmonton has numerous cleaning and property service providers.</w:t>
+        <w:rPr>
+          <w:b/>
+        </w:rPr>
+        <w:t>Probability:</w:t>
+      </w:r>
+      <w:r>
+        <w:t xml:space="preserve"> 4 (Likely) - Edmonton has numerous cleaning and property service providers.</w:t>
       </w:r>
     </w:p>
     <w:p>
       <w:pPr>
         <w:pStyle w:val="ListBullet"/>
       </w:pPr>
+      <w:r/>
       <w:r>
-        <w:t>**Impact:** 4 (Significant) - Intense competition can force price reductions, eroding gross margins and making it harder to achieve revenue targets.</w:t>
+        <w:rPr>
+          <w:b/>
+        </w:rPr>
+        <w:t>Impact:</w:t>
+      </w:r>
+      <w:r>
+        <w:t xml:space="preserve"> 4 (Significant) - Intense competition can force price reductions, eroding gross margins and making it harder to achieve revenue targets.</w:t>
       </w:r>
     </w:p>
     <w:p>
       <w:pPr>
         <w:pStyle w:val="ListBullet"/>
       </w:pPr>
+      <w:r/>
       <w:r>
-        <w:t>**Mitigation:** Differentiate through superior service quality, specialized offerings, strong online reputation, and efficient operations. Implement value-based pricing for premium services.</w:t>
+        <w:rPr>
+          <w:b/>
+        </w:rPr>
+        <w:t>Mitigation:</w:t>
+      </w:r>
+      <w:r>
+        <w:t xml:space="preserve"> Differentiate through superior service quality, specialized offerings, strong online reputation, and efficient operations. Implement value-based pricing for premium services.</w:t>
       </w:r>
     </w:p>
     <w:p>
@@ -1365,24 +1534,45 @@
       <w:pPr>
         <w:pStyle w:val="ListBullet"/>
       </w:pPr>
+      <w:r/>
       <w:r>
-        <w:t>**Probability:** 4 (Likely) - Finding and retaining skilled, reliable labor in the service industry can be challenging.</w:t>
+        <w:rPr>
+          <w:b/>
+        </w:rPr>
+        <w:t>Probability:</w:t>
+      </w:r>
+      <w:r>
+        <w:t xml:space="preserve"> 4 (Likely) - Finding and retaining skilled, reliable labor in the service industry can be challenging.</w:t>
       </w:r>
     </w:p>
     <w:p>
       <w:pPr>
         <w:pStyle w:val="ListBullet"/>
       </w:pPr>
+      <w:r/>
       <w:r>
-        <w:t>**Impact:** 4 (Significant) - High turnover, poor quality work, or insufficient staff directly impact service delivery, customer satisfaction, and capacity to grow.</w:t>
+        <w:rPr>
+          <w:b/>
+        </w:rPr>
+        <w:t>Impact:</w:t>
+      </w:r>
+      <w:r>
+        <w:t xml:space="preserve"> 4 (Significant) - High turnover, poor quality work, or insufficient staff directly impact service delivery, customer satisfaction, and capacity to grow.</w:t>
       </w:r>
     </w:p>
     <w:p>
       <w:pPr>
         <w:pStyle w:val="ListBullet"/>
       </w:pPr>
+      <w:r/>
       <w:r>
-        <w:t>**Mitigation:** Offer competitive wages and benefits, provide comprehensive training, foster a positive work environment, implement clear performance metrics, and consider cross-training staff.</w:t>
+        <w:rPr>
+          <w:b/>
+        </w:rPr>
+        <w:t>Mitigation:</w:t>
+      </w:r>
+      <w:r>
+        <w:t xml:space="preserve"> Offer competitive wages and benefits, provide comprehensive training, foster a positive work environment, implement clear performance metrics, and consider cross-training staff.</w:t>
       </w:r>
     </w:p>
     <w:p>
@@ -1399,24 +1589,45 @@
       <w:pPr>
         <w:pStyle w:val="ListBullet"/>
       </w:pPr>
+      <w:r/>
       <w:r>
-        <w:t>**Probability:** 3 (Moderate) - Marketing efforts might not yield sufficient ROI, leading to high CAC.</w:t>
+        <w:rPr>
+          <w:b/>
+        </w:rPr>
+        <w:t>Probability:</w:t>
+      </w:r>
+      <w:r>
+        <w:t xml:space="preserve"> 3 (Moderate) - Marketing efforts might not yield sufficient ROI, leading to high CAC.</w:t>
       </w:r>
     </w:p>
     <w:p>
       <w:pPr>
         <w:pStyle w:val="ListBullet"/>
       </w:pPr>
+      <w:r/>
       <w:r>
-        <w:t>**Impact:** 4 (Significant) - If the cost to acquire a new customer exceeds their lifetime value, growth becomes unsustainable.</w:t>
+        <w:rPr>
+          <w:b/>
+        </w:rPr>
+        <w:t>Impact:</w:t>
+      </w:r>
+      <w:r>
+        <w:t xml:space="preserve"> 4 (Significant) - If the cost to acquire a new customer exceeds their lifetime value, growth becomes unsustainable.</w:t>
       </w:r>
     </w:p>
     <w:p>
       <w:pPr>
         <w:pStyle w:val="ListBullet"/>
       </w:pPr>
+      <w:r/>
       <w:r>
-        <w:t>**Mitigation:** Focus on cost-effective marketing channels (local SEO, referrals, social media), track CAC rigorously, and prioritize customer retention to maximize LTV. Implement loyalty programs and excellent customer service.</w:t>
+        <w:rPr>
+          <w:b/>
+        </w:rPr>
+        <w:t>Mitigation:</w:t>
+      </w:r>
+      <w:r>
+        <w:t xml:space="preserve"> Focus on cost-effective marketing channels (local SEO, referrals, social media), track CAC rigorously, and prioritize customer retention to maximize LTV. Implement loyalty programs and excellent customer service.</w:t>
       </w:r>
     </w:p>
     <w:p>
@@ -1434,32 +1645,60 @@
       <w:pPr>
         <w:pStyle w:val="ListBullet"/>
       </w:pPr>
+      <w:r/>
       <w:r>
-        <w:t>**Goal:** Contribute to increasing annual revenue from $250,000 to $500,000.</w:t>
+        <w:rPr>
+          <w:b/>
+        </w:rPr>
+        <w:t>Goal:</w:t>
+      </w:r>
+      <w:r>
+        <w:t xml:space="preserve"> Contribute to increasing annual revenue from $250,000 to $500,000.</w:t>
       </w:r>
     </w:p>
     <w:p>
       <w:pPr>
         <w:pStyle w:val="ListBullet"/>
       </w:pPr>
+      <w:r/>
       <w:r>
-        <w:t>**Campaign Duration:** 6 months</w:t>
+        <w:rPr>
+          <w:b/>
+        </w:rPr>
+        <w:t>Campaign Duration:</w:t>
+      </w:r>
+      <w:r>
+        <w:t xml:space="preserve"> 6 months</w:t>
       </w:r>
     </w:p>
     <w:p>
       <w:pPr>
         <w:pStyle w:val="ListBullet"/>
       </w:pPr>
+      <w:r/>
       <w:r>
-        <w:t>**Email List Size:** 1,000 contacts (cleaned and sorted)</w:t>
+        <w:rPr>
+          <w:b/>
+        </w:rPr>
+        <w:t>Email List Size:</w:t>
+      </w:r>
+      <w:r>
+        <w:t xml:space="preserve"> 1,000 contacts (cleaned and sorted)</w:t>
       </w:r>
     </w:p>
     <w:p>
       <w:pPr>
         <w:pStyle w:val="ListBullet"/>
       </w:pPr>
+      <w:r/>
       <w:r>
-        <w:t>**Average Service Value (ASV):** $350 (Base Case from Section 2)</w:t>
+        <w:rPr>
+          <w:b/>
+        </w:rPr>
+        <w:t>Average Service Value (ASV):</w:t>
+      </w:r>
+      <w:r>
+        <w:t xml:space="preserve"> $350 (Base Case from Section 2)</w:t>
       </w:r>
     </w:p>
     <w:p>
@@ -2281,7 +2520,23 @@
         <w:pStyle w:val="ListBullet"/>
       </w:pPr>
       <w:r>
-        <w:t>ROI = ($1,770 / $120) * 100% = **1475%**</w:t>
+        <w:t xml:space="preserve">ROI = ($1,770 / $120) </w:t>
+      </w:r>
+      <w:r>
+        <w:rPr>
+          <w:i/>
+        </w:rPr>
+        <w:t xml:space="preserve"> 100% = </w:t>
+      </w:r>
+      <w:r/>
+      <w:r>
+        <w:rPr>
+          <w:i/>
+        </w:rPr>
+        <w:t>1475%</w:t>
+      </w:r>
+      <w:r>
+        <w:t>*</w:t>
       </w:r>
     </w:p>
     <w:p>
@@ -2299,7 +2554,16 @@
         <w:pStyle w:val="ListBullet"/>
       </w:pPr>
       <w:r>
-        <w:t>The email campaign is projected to contribute approximately **$1,890** in new revenue over 6 months in the Base Case.</w:t>
+        <w:t xml:space="preserve">The email campaign is projected to contribute approximately </w:t>
+      </w:r>
+      <w:r>
+        <w:rPr>
+          <w:b/>
+        </w:rPr>
+        <w:t>$1,890</w:t>
+      </w:r>
+      <w:r>
+        <w:t xml:space="preserve"> in new revenue over 6 months in the Base Case.</w:t>
       </w:r>
     </w:p>
     <w:p>
@@ -2307,55 +2571,113 @@
         <w:pStyle w:val="ListBullet"/>
       </w:pPr>
       <w:r>
-        <w:t>This represents a **0.76%** increase over the current annual revenue of $250,000 (for 6 months, it's 1.52% of half the annual revenue).</w:t>
+        <w:t xml:space="preserve">This represents a </w:t>
+      </w:r>
+      <w:r>
+        <w:rPr>
+          <w:b/>
+        </w:rPr>
+        <w:t>0.76%</w:t>
+      </w:r>
+      <w:r>
+        <w:t xml:space="preserve"> increase over the current annual revenue of $250,000 (for 6 months, it's 1.52% of half the annual revenue).</w:t>
       </w:r>
     </w:p>
     <w:p>
       <w:pPr>
         <w:pStyle w:val="ListBullet"/>
       </w:pPr>
+      <w:r/>
       <w:r>
-        <w:t>**Conclusion:** While the email campaign offers a very high ROI on direct platform costs, its direct revenue contribution alone is **insufficient to achieve the target of doubling annual revenue to $500,000 within 6 months.** The campaign will be a valuable component for client retention and lead nurturing, but significant growth will require:</w:t>
+        <w:rPr>
+          <w:b/>
+        </w:rPr>
+        <w:t>Conclusion:</w:t>
+      </w:r>
+      <w:r>
+        <w:t xml:space="preserve"> While the email campaign offers a very high ROI on direct platform costs, its direct revenue contribution alone is </w:t>
+      </w:r>
+      <w:r>
+        <w:rPr>
+          <w:b/>
+        </w:rPr>
+        <w:t>insufficient to achieve the target of doubling annual revenue to $500,000 within 6 months.</w:t>
+      </w:r>
+      <w:r>
+        <w:t xml:space="preserve"> The campaign will be a valuable component for client retention and lead nurturing, but significant growth will require:</w:t>
       </w:r>
     </w:p>
     <w:p>
       <w:pPr>
         <w:pStyle w:val="ListBullet"/>
       </w:pPr>
+      <w:r/>
       <w:r>
-        <w:t>**Expanding the email list size** substantially.</w:t>
+        <w:rPr>
+          <w:b/>
+        </w:rPr>
+        <w:t>Expanding the email list size</w:t>
+      </w:r>
+      <w:r>
+        <w:t xml:space="preserve"> substantially.</w:t>
       </w:r>
     </w:p>
     <w:p>
       <w:pPr>
         <w:pStyle w:val="ListBullet"/>
       </w:pPr>
+      <w:r/>
       <w:r>
-        <w:t>**Increasing service frequency** for existing clients.</w:t>
+        <w:rPr>
+          <w:b/>
+        </w:rPr>
+        <w:t>Increasing service frequency</w:t>
+      </w:r>
+      <w:r>
+        <w:t xml:space="preserve"> for existing clients.</w:t>
       </w:r>
     </w:p>
     <w:p>
       <w:pPr>
         <w:pStyle w:val="ListBullet"/>
       </w:pPr>
+      <w:r/>
       <w:r>
-        <w:t>**Introducing higher-value service packages.**</w:t>
+        <w:rPr>
+          <w:b/>
+        </w:rPr>
+        <w:t>Introducing higher-value service packages.</w:t>
+      </w:r>
+      <w:r/>
+    </w:p>
+    <w:p>
+      <w:pPr>
+        <w:pStyle w:val="ListBullet"/>
+      </w:pPr>
+      <w:r/>
+      <w:r>
+        <w:rPr>
+          <w:b/>
+        </w:rPr>
+        <w:t>Leveraging other marketing channels</w:t>
+      </w:r>
+      <w:r>
+        <w:t xml:space="preserve"> and sales efforts.</w:t>
       </w:r>
     </w:p>
     <w:p>
       <w:pPr>
         <w:pStyle w:val="ListBullet"/>
       </w:pPr>
+      <w:r/>
       <w:r>
-        <w:t>**Leveraging other marketing channels** and sales efforts.</w:t>
+        <w:rPr>
+          <w:b/>
+        </w:rPr>
+        <w:t>Optimizing conversion rates</w:t>
       </w:r>
-    </w:p>
-    <w:p>
-      <w:pPr>
-        <w:pStyle w:val="ListBullet"/>
-      </w:pPr>
       <w:r>
-        <w:t>**Optimizing conversion rates** across the entire funnel (email open to service booked).</w:t>
+        <w:t xml:space="preserve"> across the entire funnel (email open to service booked).</w:t>
       </w:r>
     </w:p>
     <w:p>
@@ -2372,144 +2694,270 @@
       <w:pPr>
         <w:pStyle w:val="ListNumber"/>
       </w:pPr>
+      <w:r/>
       <w:r>
-        <w:t>**Email Open Rate:** Percentage of recipients who open an email.</w:t>
+        <w:rPr>
+          <w:b/>
+        </w:rPr>
+        <w:t>Email Open Rate:</w:t>
+      </w:r>
+      <w:r>
+        <w:t xml:space="preserve"> Percentage of recipients who open an email.</w:t>
       </w:r>
     </w:p>
     <w:p>
       <w:pPr>
         <w:pStyle w:val="ListBullet"/>
       </w:pPr>
+      <w:r/>
       <w:r>
-        <w:t>*Target:* 25%+</w:t>
+        <w:rPr>
+          <w:i/>
+        </w:rPr>
+        <w:t>Target:</w:t>
+      </w:r>
+      <w:r>
+        <w:t xml:space="preserve"> 25%+</w:t>
       </w:r>
     </w:p>
     <w:p>
       <w:pPr>
         <w:pStyle w:val="ListNumber"/>
       </w:pPr>
+      <w:r/>
       <w:r>
-        <w:t>**Click-Through Rate (CTR):** Percentage of recipients who click a link in the email.</w:t>
+        <w:rPr>
+          <w:b/>
+        </w:rPr>
+        <w:t>Click-Through Rate (CTR):</w:t>
+      </w:r>
+      <w:r>
+        <w:t xml:space="preserve"> Percentage of recipients who click a link in the email.</w:t>
       </w:r>
     </w:p>
     <w:p>
       <w:pPr>
         <w:pStyle w:val="ListBullet"/>
       </w:pPr>
+      <w:r/>
       <w:r>
-        <w:t>*Target:* 3%+</w:t>
+        <w:rPr>
+          <w:i/>
+        </w:rPr>
+        <w:t>Target:</w:t>
+      </w:r>
+      <w:r>
+        <w:t xml:space="preserve"> 3%+</w:t>
       </w:r>
     </w:p>
     <w:p>
       <w:pPr>
         <w:pStyle w:val="ListNumber"/>
       </w:pPr>
+      <w:r/>
       <w:r>
-        <w:t>**Conversion Rate (Click to Call/Quote Request):** Percentage of clicks that result in a booked call or quote request.</w:t>
+        <w:rPr>
+          <w:b/>
+        </w:rPr>
+        <w:t>Conversion Rate (Click to Call/Quote Request):</w:t>
+      </w:r>
+      <w:r>
+        <w:t xml:space="preserve"> Percentage of clicks that result in a booked call or quote request.</w:t>
       </w:r>
     </w:p>
     <w:p>
       <w:pPr>
         <w:pStyle w:val="ListBullet"/>
       </w:pPr>
+      <w:r/>
       <w:r>
-        <w:t>*Target:* 15%+</w:t>
+        <w:rPr>
+          <w:i/>
+        </w:rPr>
+        <w:t>Target:</w:t>
+      </w:r>
+      <w:r>
+        <w:t xml:space="preserve"> 15%+</w:t>
       </w:r>
     </w:p>
     <w:p>
       <w:pPr>
         <w:pStyle w:val="ListNumber"/>
       </w:pPr>
+      <w:r/>
       <w:r>
-        <w:t>**Conversion Rate (Call to Service Booked):** Percentage of booked calls that convert into actual services.</w:t>
+        <w:rPr>
+          <w:b/>
+        </w:rPr>
+        <w:t>Conversion Rate (Call to Service Booked):</w:t>
+      </w:r>
+      <w:r>
+        <w:t xml:space="preserve"> Percentage of booked calls that convert into actual services.</w:t>
       </w:r>
     </w:p>
     <w:p>
       <w:pPr>
         <w:pStyle w:val="ListBullet"/>
       </w:pPr>
+      <w:r/>
       <w:r>
-        <w:t>*Target:* 40%+</w:t>
+        <w:rPr>
+          <w:i/>
+        </w:rPr>
+        <w:t>Target:</w:t>
+      </w:r>
+      <w:r>
+        <w:t xml:space="preserve"> 40%+</w:t>
       </w:r>
     </w:p>
     <w:p>
       <w:pPr>
         <w:pStyle w:val="ListNumber"/>
       </w:pPr>
+      <w:r/>
       <w:r>
-        <w:t>**Revenue Attributed to Email Campaign:** Total revenue generated directly from email campaign conversions.</w:t>
+        <w:rPr>
+          <w:b/>
+        </w:rPr>
+        <w:t>Revenue Attributed to Email Campaign:</w:t>
+      </w:r>
+      <w:r>
+        <w:t xml:space="preserve"> Total revenue generated directly from email campaign conversions.</w:t>
       </w:r>
     </w:p>
     <w:p>
       <w:pPr>
         <w:pStyle w:val="ListBullet"/>
       </w:pPr>
+      <w:r/>
       <w:r>
-        <w:t>*Target:* Track actual vs. projected.</w:t>
+        <w:rPr>
+          <w:i/>
+        </w:rPr>
+        <w:t>Target:</w:t>
+      </w:r>
+      <w:r>
+        <w:t xml:space="preserve"> Track actual vs. projected.</w:t>
       </w:r>
     </w:p>
     <w:p>
       <w:pPr>
         <w:pStyle w:val="ListNumber"/>
       </w:pPr>
+      <w:r/>
       <w:r>
-        <w:t>**Customer Lifetime Value (LTV) of Email-Acquired Clients:** The total revenue expected from a customer acquired through email over their relationship with the company.</w:t>
+        <w:rPr>
+          <w:b/>
+        </w:rPr>
+        <w:t>Customer Lifetime Value (LTV) of Email-Acquired Clients:</w:t>
+      </w:r>
+      <w:r>
+        <w:t xml:space="preserve"> The total revenue expected from a customer acquired through email over their relationship with the company.</w:t>
       </w:r>
     </w:p>
     <w:p>
       <w:pPr>
         <w:pStyle w:val="ListBullet"/>
       </w:pPr>
+      <w:r/>
       <w:r>
-        <w:t>*Target:* Monitor and compare to CAC.</w:t>
+        <w:rPr>
+          <w:i/>
+        </w:rPr>
+        <w:t>Target:</w:t>
+      </w:r>
+      <w:r>
+        <w:t xml:space="preserve"> Monitor and compare to CAC.</w:t>
       </w:r>
     </w:p>
     <w:p>
       <w:pPr>
         <w:pStyle w:val="ListNumber"/>
       </w:pPr>
+      <w:r/>
       <w:r>
-        <w:t>**Customer Acquisition Cost (CAC) via Email:** Total cost of email campaign divided by the number of new customers acquired through email.</w:t>
+        <w:rPr>
+          <w:b/>
+        </w:rPr>
+        <w:t>Customer Acquisition Cost (CAC) via Email:</w:t>
+      </w:r>
+      <w:r>
+        <w:t xml:space="preserve"> Total cost of email campaign divided by the number of new customers acquired through email.</w:t>
       </w:r>
     </w:p>
     <w:p>
       <w:pPr>
         <w:pStyle w:val="ListBullet"/>
       </w:pPr>
+      <w:r/>
       <w:r>
-        <w:t>*Target:* Keep low, ensure LTV:CAC &gt; 3:1.</w:t>
+        <w:rPr>
+          <w:i/>
+        </w:rPr>
+        <w:t>Target:</w:t>
+      </w:r>
+      <w:r>
+        <w:t xml:space="preserve"> Keep low, ensure LTV:CAC &gt; 3:1.</w:t>
       </w:r>
     </w:p>
     <w:p>
       <w:pPr>
         <w:pStyle w:val="ListNumber"/>
       </w:pPr>
+      <w:r/>
       <w:r>
-        <w:t>**Unsubscribe Rate:** Percentage of recipients who unsubscribe from the email list.</w:t>
+        <w:rPr>
+          <w:b/>
+        </w:rPr>
+        <w:t>Unsubscribe Rate:</w:t>
+      </w:r>
+      <w:r>
+        <w:t xml:space="preserve"> Percentage of recipients who unsubscribe from the email list.</w:t>
       </w:r>
     </w:p>
     <w:p>
       <w:pPr>
         <w:pStyle w:val="ListBullet"/>
       </w:pPr>
+      <w:r/>
       <w:r>
-        <w:t>*Target:* Keep below 0.5% to ensure content relevance.</w:t>
+        <w:rPr>
+          <w:i/>
+        </w:rPr>
+        <w:t>Target:</w:t>
+      </w:r>
+      <w:r>
+        <w:t xml:space="preserve"> Keep below 0.5% to ensure content relevance.</w:t>
       </w:r>
     </w:p>
     <w:p>
       <w:pPr>
         <w:pStyle w:val="ListNumber"/>
       </w:pPr>
+      <w:r/>
       <w:r>
-        <w:t>**Email List Growth Rate:** Rate at which new, qualified contacts are added to the email list.</w:t>
+        <w:rPr>
+          <w:b/>
+        </w:rPr>
+        <w:t>Email List Growth Rate:</w:t>
+      </w:r>
+      <w:r>
+        <w:t xml:space="preserve"> Rate at which new, qualified contacts are added to the email list.</w:t>
       </w:r>
     </w:p>
     <w:p>
       <w:pPr>
         <w:pStyle w:val="ListBullet"/>
       </w:pPr>
+      <w:r/>
       <w:r>
-        <w:t>*Target:* Consistent growth to expand reach.</w:t>
+        <w:rPr>
+          <w:i/>
+        </w:rPr>
+        <w:t>Target:</w:t>
+      </w:r>
+      <w:r>
+        <w:t xml:space="preserve"> Consistent growth to expand reach.</w:t>
       </w:r>
     </w:p>
     <w:p>
@@ -2527,96 +2975,174 @@
       <w:pPr>
         <w:pStyle w:val="ListNumber"/>
       </w:pPr>
+      <w:r/>
       <w:r>
-        <w:t>**Financial Risk: Low Conversion Volume (Score: 4x5 = 20)**</w:t>
+        <w:rPr>
+          <w:b/>
+        </w:rPr>
+        <w:t>Financial Risk: Low Conversion Volume (Score: 4x5 = 20)</w:t>
+      </w:r>
+      <w:r/>
+    </w:p>
+    <w:p>
+      <w:pPr>
+        <w:pStyle w:val="ListBullet"/>
+      </w:pPr>
+      <w:r/>
+      <w:r>
+        <w:rPr>
+          <w:b/>
+        </w:rPr>
+        <w:t>Probability:</w:t>
+      </w:r>
+      <w:r>
+        <w:t xml:space="preserve"> 4 (Likely) - Achieving high conversion rates from a cold/general list is challenging.</w:t>
       </w:r>
     </w:p>
     <w:p>
       <w:pPr>
         <w:pStyle w:val="ListBullet"/>
       </w:pPr>
+      <w:r/>
       <w:r>
-        <w:t>**Probability:** 4 (Likely) - Achieving high conversion rates from a cold/general list is challenging.</w:t>
+        <w:rPr>
+          <w:b/>
+        </w:rPr>
+        <w:t>Impact:</w:t>
+      </w:r>
+      <w:r>
+        <w:t xml:space="preserve"> 5 (Existential to campaign goal) - If the volume of conversions remains low, the campaign will not significantly contribute to the $500,000 revenue target.</w:t>
       </w:r>
     </w:p>
     <w:p>
       <w:pPr>
         <w:pStyle w:val="ListBullet"/>
       </w:pPr>
+      <w:r/>
       <w:r>
-        <w:t>**Impact:** 5 (Existential to campaign goal) - If the volume of conversions remains low, the campaign will not significantly contribute to the $500,000 revenue target.</w:t>
+        <w:rPr>
+          <w:b/>
+        </w:rPr>
+        <w:t>Mitigation:</w:t>
+      </w:r>
+      <w:r>
+        <w:t xml:space="preserve"> Aggressively A/B test email content, subject lines, and CTAs. Implement strong lead nurturing sequences. Focus on building trust and providing value before direct sales. Invest in list growth strategies.</w:t>
+      </w:r>
+    </w:p>
+    <w:p>
+      <w:pPr>
+        <w:pStyle w:val="ListNumber"/>
+      </w:pPr>
+      <w:r/>
+      <w:r>
+        <w:rPr>
+          <w:b/>
+        </w:rPr>
+        <w:t>Execution Risk: Content Fatigue/Irrelevance (Score: 3x4 = 12)</w:t>
+      </w:r>
+      <w:r/>
+    </w:p>
+    <w:p>
+      <w:pPr>
+        <w:pStyle w:val="ListBullet"/>
+      </w:pPr>
+      <w:r/>
+      <w:r>
+        <w:rPr>
+          <w:b/>
+        </w:rPr>
+        <w:t>Probability:</w:t>
+      </w:r>
+      <w:r>
+        <w:t xml:space="preserve"> 3 (Moderate) - Sending too many irrelevant emails can lead to unsubscribes and reduced engagement.</w:t>
       </w:r>
     </w:p>
     <w:p>
       <w:pPr>
         <w:pStyle w:val="ListBullet"/>
       </w:pPr>
+      <w:r/>
       <w:r>
-        <w:t>**Mitigation:** Aggressively A/B test email content, subject lines, and CTAs. Implement strong lead nurturing sequences. Focus on building trust and providing value before direct sales. Invest in list growth strategies.</w:t>
+        <w:rPr>
+          <w:b/>
+        </w:rPr>
+        <w:t>Impact:</w:t>
+      </w:r>
+      <w:r>
+        <w:t xml:space="preserve"> 4 (Significant) - Damages brand reputation, reduces future campaign effectiveness, and shrinks the valuable email list.</w:t>
+      </w:r>
+    </w:p>
+    <w:p>
+      <w:pPr>
+        <w:pStyle w:val="ListBullet"/>
+      </w:pPr>
+      <w:r/>
+      <w:r>
+        <w:rPr>
+          <w:b/>
+        </w:rPr>
+        <w:t>Mitigation:</w:t>
+      </w:r>
+      <w:r>
+        <w:t xml:space="preserve"> Strict adherence to segmentation and personalization. Balance value-add content with promotional offers. Allow easy preference management. Monitor unsubscribe rates closely.</w:t>
       </w:r>
     </w:p>
     <w:p>
       <w:pPr>
         <w:pStyle w:val="ListNumber"/>
       </w:pPr>
+      <w:r/>
       <w:r>
-        <w:t>**Execution Risk: Content Fatigue/Irrelevance (Score: 3x4 = 12)**</w:t>
+        <w:rPr>
+          <w:b/>
+        </w:rPr>
+        <w:t>Market Risk: Competitive Email Saturation (Score: 3x3 = 9)</w:t>
+      </w:r>
+      <w:r/>
+    </w:p>
+    <w:p>
+      <w:pPr>
+        <w:pStyle w:val="ListBullet"/>
+      </w:pPr>
+      <w:r/>
+      <w:r>
+        <w:rPr>
+          <w:b/>
+        </w:rPr>
+        <w:t>Probability:</w:t>
+      </w:r>
+      <w:r>
+        <w:t xml:space="preserve"> 3 (Moderate) - Competitors may also be using email marketing, leading to crowded inboxes.</w:t>
       </w:r>
     </w:p>
     <w:p>
       <w:pPr>
         <w:pStyle w:val="ListBullet"/>
       </w:pPr>
+      <w:r/>
       <w:r>
-        <w:t>**Probability:** 3 (Moderate) - Sending too many irrelevant emails can lead to unsubscribes and reduced engagement.</w:t>
+        <w:rPr>
+          <w:b/>
+        </w:rPr>
+        <w:t>Impact:</w:t>
+      </w:r>
+      <w:r>
+        <w:t xml:space="preserve"> 3 (Moderate) - Can reduce open rates and CTRs if messages don't stand out.</w:t>
       </w:r>
     </w:p>
     <w:p>
       <w:pPr>
         <w:pStyle w:val="ListBullet"/>
       </w:pPr>
+      <w:r/>
       <w:r>
-        <w:t>**Impact:** 4 (Significant) - Damages brand reputation, reduces future campaign effectiveness, and shrinks the valuable email list.</w:t>
+        <w:rPr>
+          <w:b/>
+        </w:rPr>
+        <w:t>Mitigation:</w:t>
       </w:r>
-    </w:p>
-    <w:p>
-      <w:pPr>
-        <w:pStyle w:val="ListBullet"/>
-      </w:pPr>
       <w:r>
-        <w:t>**Mitigation:** Strict adherence to segmentation and personalization. Balance value-add content with promotional offers. Allow easy preference management. Monitor unsubscribe rates closely.</w:t>
-      </w:r>
-    </w:p>
-    <w:p>
-      <w:pPr>
-        <w:pStyle w:val="ListNumber"/>
-      </w:pPr>
-      <w:r>
-        <w:t>**Market Risk: Competitive Email Saturation (Score: 3x3 = 9)**</w:t>
-      </w:r>
-    </w:p>
-    <w:p>
-      <w:pPr>
-        <w:pStyle w:val="ListBullet"/>
-      </w:pPr>
-      <w:r>
-        <w:t>**Probability:** 3 (Moderate) - Competitors may also be using email marketing, leading to crowded inboxes.</w:t>
-      </w:r>
-    </w:p>
-    <w:p>
-      <w:pPr>
-        <w:pStyle w:val="ListBullet"/>
-      </w:pPr>
-      <w:r>
-        <w:t>**Impact:** 3 (Moderate) - Can reduce open rates and CTRs if messages don't stand out.</w:t>
-      </w:r>
-    </w:p>
-    <w:p>
-      <w:pPr>
-        <w:pStyle w:val="ListBullet"/>
-      </w:pPr>
-      <w:r>
-        <w:t>**Mitigation:** Develop unique value propositions and messaging. Use compelling subject lines and engaging visuals. Focus on building a strong brand voice.</w:t>
+        <w:t xml:space="preserve"> Develop unique value propositions and messaging. Use compelling subject lines and engaging visuals. Focus on building a strong brand voice.</w:t>
       </w:r>
     </w:p>
     <w:sectPr>

--- a/FINANCIAL_ANALYSIS.docx
+++ b/FINANCIAL_ANALYSIS.docx
@@ -5,6 +5,30 @@
     <w:p>
       <w:pPr>
         <w:pStyle w:val="Title"/>
+      </w:pPr>
+      <w:r>
+        <w:rPr>
+          <w:color w:val="1F4E78"/>
+        </w:rPr>
+        <w:t>Financial Analysis</w:t>
+      </w:r>
+    </w:p>
+    <w:p>
+      <w:pPr>
+        <w:jc w:val="center"/>
+      </w:pPr>
+      <w:r>
+        <w:rPr>
+          <w:i/>
+          <w:sz w:val="20"/>
+        </w:rPr>
+        <w:t>Author: All Clean Property Services  |  April 24, 2026</w:t>
+      </w:r>
+    </w:p>
+    <w:p/>
+    <w:p>
+      <w:pPr>
+        <w:pStyle w:val="Heading1"/>
       </w:pPr>
       <w:r>
         <w:rPr>

--- a/FINANCIAL_ANALYSIS.docx
+++ b/FINANCIAL_ANALYSIS.docx
@@ -5,30 +5,6 @@
     <w:p>
       <w:pPr>
         <w:pStyle w:val="Title"/>
-      </w:pPr>
-      <w:r>
-        <w:rPr>
-          <w:color w:val="1F4E78"/>
-        </w:rPr>
-        <w:t>Financial Analysis</w:t>
-      </w:r>
-    </w:p>
-    <w:p>
-      <w:pPr>
-        <w:jc w:val="center"/>
-      </w:pPr>
-      <w:r>
-        <w:rPr>
-          <w:i/>
-          <w:sz w:val="20"/>
-        </w:rPr>
-        <w:t>Author: All Clean Property Services  |  April 24, 2026</w:t>
-      </w:r>
-    </w:p>
-    <w:p/>
-    <w:p>
-      <w:pPr>
-        <w:pStyle w:val="Heading1"/>
       </w:pPr>
       <w:r>
         <w:rPr>
